--- a/원고/1부/러시아어_컨설턴트_18아크.docx
+++ b/원고/1부/러시아어_컨설턴트_18아크.docx
@@ -834,6 +834,42 @@
           <w:bCs/>
           <w:b/>
         </w:rPr>
+        <w:t xml:space="preserve">Настя:</w:t>
+      </w:r>
+      <w:r>
+        <w:t xml:space="preserve"> </w:t>
+      </w:r>
+      <w:r>
+        <w:t xml:space="preserve">Расследование — в чём оно будет состоять, по-вашему?</w:t>
+      </w:r>
+    </w:p>
+    <w:p>
+      <w:pPr>
+        <w:pStyle w:val="BodyText"/>
+      </w:pPr>
+      <w:r>
+        <w:rPr>
+          <w:bCs/>
+          <w:b/>
+        </w:rPr>
+        <w:t xml:space="preserve">Аркадий:</w:t>
+      </w:r>
+      <w:r>
+        <w:t xml:space="preserve"> </w:t>
+      </w:r>
+      <w:r>
+        <w:t xml:space="preserve">В поиске причины — не виноватого и не заплатки. «Зри в корень!» — Козьма Прутков. Датчик врёт — значит, надо понять, почему он врёт, а не подкручивать его, пока не перестанет.</w:t>
+      </w:r>
+    </w:p>
+    <w:p>
+      <w:pPr>
+        <w:pStyle w:val="BodyText"/>
+      </w:pPr>
+      <w:r>
+        <w:rPr>
+          <w:bCs/>
+          <w:b/>
+        </w:rPr>
         <w:t xml:space="preserve">Кирилл:</w:t>
       </w:r>
       <w:r>
@@ -2043,6 +2079,24 @@
       </w:r>
       <w:r>
         <w:t xml:space="preserve">датам.</w:t>
+      </w:r>
+    </w:p>
+    <w:p>
+      <w:pPr>
+        <w:pStyle w:val="BodyText"/>
+      </w:pPr>
+      <w:r>
+        <w:rPr>
+          <w:bCs/>
+          <w:b/>
+        </w:rPr>
+        <w:t xml:space="preserve">Настя:</w:t>
+      </w:r>
+      <w:r>
+        <w:t xml:space="preserve"> </w:t>
+      </w:r>
+      <w:r>
+        <w:t xml:space="preserve">(Улыбнувшись) Как у Крылова: «А Ларчик просто открывался». Столько споров — а ответ был в прогнозе погоды.</w:t>
       </w:r>
     </w:p>
     <w:p>

--- a/원고/1부/러시아어_컨설턴트_18아크.docx
+++ b/원고/1부/러시아어_컨설턴트_18아크.docx
@@ -4749,6 +4749,222 @@
       </w:r>
       <w:r>
         <w:t xml:space="preserve">Обязательно. Удачи вам, в мире автозапчастей.</w:t>
+      </w:r>
+    </w:p>
+    <w:p>
+      <w:r>
+        <w:br w:type="page"/>
+      </w:r>
+    </w:p>
+    <w:p>
+      <w:pPr>
+        <w:pStyle w:val="BodyText"/>
+      </w:pPr>
+      <w:r>
+        <w:rPr>
+          <w:b/>
+          <w:bCs/>
+          <w:sz w:val="32"/>
+          <w:szCs w:val="32"/>
+        </w:rPr>
+        <w:t xml:space="preserve">📚 인용 해설 노트 — 18아크</w:t>
+      </w:r>
+    </w:p>
+    <w:p>
+      <w:pPr>
+        <w:pStyle w:val="BodyText"/>
+      </w:pPr>
+      <w:r>
+        <w:rPr/>
+        <w:t xml:space="preserve">이 화에 나온 러시아 고전 인용과 속담의 뜻, 원작 맥락, 쓰인 장면, 실제 대화에서 쓰는 요령을 정리했습니다.</w:t>
+      </w:r>
+    </w:p>
+    <w:p>
+      <w:pPr>
+        <w:pStyle w:val="BodyText"/>
+      </w:pPr>
+      <w:r>
+        <w:rPr>
+          <w:b/>
+          <w:bCs/>
+          <w:sz w:val="24"/>
+          <w:szCs w:val="24"/>
+        </w:rPr>
+        <w:t xml:space="preserve">인용 1 · «Зри в корень!»</w:t>
+      </w:r>
+    </w:p>
+    <w:p>
+      <w:pPr>
+        <w:pStyle w:val="BodyText"/>
+      </w:pPr>
+      <w:r>
+        <w:rPr>
+          <w:b/>
+          <w:bCs/>
+        </w:rPr>
+        <w:t xml:space="preserve">출전: </w:t>
+      </w:r>
+      <w:r>
+        <w:rPr/>
+        <w:t xml:space="preserve">코지마 프루트코프(Козьма Прутков), 『사색의 열매』</w:t>
+      </w:r>
+    </w:p>
+    <w:p>
+      <w:pPr>
+        <w:pStyle w:val="BodyText"/>
+      </w:pPr>
+      <w:r>
+        <w:rPr>
+          <w:b/>
+          <w:bCs/>
+        </w:rPr>
+        <w:t xml:space="preserve">뜻: </w:t>
+      </w:r>
+      <w:r>
+        <w:rPr/>
+        <w:t xml:space="preserve">뿌리를 보라!</w:t>
+      </w:r>
+    </w:p>
+    <w:p>
+      <w:pPr>
+        <w:pStyle w:val="BodyText"/>
+      </w:pPr>
+      <w:r>
+        <w:rPr>
+          <w:b/>
+          <w:bCs/>
+        </w:rPr>
+        <w:t xml:space="preserve">원작·유래: </w:t>
+      </w:r>
+      <w:r>
+        <w:rPr/>
+        <w:t xml:space="preserve">코지마 프루트코프는 19세기 중반 알렉세이 톨스토이와 젬추즈니코프 형제가 함께 만든 가상의 작가입니다. 그럴듯한 잠언을 패러디한 문장들인데, 오히려 진짜 격언처럼 널리 쓰이게 됐습니다.</w:t>
+      </w:r>
+    </w:p>
+    <w:p>
+      <w:pPr>
+        <w:pStyle w:val="BodyText"/>
+      </w:pPr>
+      <w:r>
+        <w:rPr>
+          <w:b/>
+          <w:bCs/>
+        </w:rPr>
+        <w:t xml:space="preserve">이 화에서: </w:t>
+      </w:r>
+      <w:r>
+        <w:rPr/>
+        <w:t xml:space="preserve">품질 사고 원인을 묻는 나스탸에게 30년 경력의 품질책임자 아르카디가 '센서를 조정할 게 아니라 왜 틀리는지를 찾아야 한다'며 말합니다.</w:t>
+      </w:r>
+    </w:p>
+    <w:p>
+      <w:pPr>
+        <w:pStyle w:val="BodyText"/>
+      </w:pPr>
+      <w:r>
+        <w:rPr>
+          <w:b/>
+          <w:bCs/>
+        </w:rPr>
+        <w:t xml:space="preserve">대화 활용 팁: </w:t>
+      </w:r>
+      <w:r>
+        <w:rPr/>
+        <w:t xml:space="preserve">근본 원인 분석(root cause), 문제의 본질을 강조할 때 씁니다. 짧고 힘이 있어 회의에서 쓰기 좋습니다.</w:t>
+      </w:r>
+    </w:p>
+    <w:p>
+      <w:pPr>
+        <w:pStyle w:val="BodyText"/>
+      </w:pPr>
+      <w:r>
+        <w:rPr>
+          <w:b/>
+          <w:bCs/>
+          <w:sz w:val="24"/>
+          <w:szCs w:val="24"/>
+        </w:rPr>
+        <w:t xml:space="preserve">인용 2 · «А Ларчик просто открывался»</w:t>
+      </w:r>
+    </w:p>
+    <w:p>
+      <w:pPr>
+        <w:pStyle w:val="BodyText"/>
+      </w:pPr>
+      <w:r>
+        <w:rPr>
+          <w:b/>
+          <w:bCs/>
+        </w:rPr>
+        <w:t xml:space="preserve">출전: </w:t>
+      </w:r>
+      <w:r>
+        <w:rPr/>
+        <w:t xml:space="preserve">이반 크릴로프, 우화 「작은 상자」(Ларчик)</w:t>
+      </w:r>
+    </w:p>
+    <w:p>
+      <w:pPr>
+        <w:pStyle w:val="BodyText"/>
+      </w:pPr>
+      <w:r>
+        <w:rPr>
+          <w:b/>
+          <w:bCs/>
+        </w:rPr>
+        <w:t xml:space="preserve">뜻: </w:t>
+      </w:r>
+      <w:r>
+        <w:rPr/>
+        <w:t xml:space="preserve">상자는 그냥 열리는 거였다. 답은 의외로 단순했다는 뜻입니다.</w:t>
+      </w:r>
+    </w:p>
+    <w:p>
+      <w:pPr>
+        <w:pStyle w:val="BodyText"/>
+      </w:pPr>
+      <w:r>
+        <w:rPr>
+          <w:b/>
+          <w:bCs/>
+        </w:rPr>
+        <w:t xml:space="preserve">원작·유래: </w:t>
+      </w:r>
+      <w:r>
+        <w:rPr/>
+        <w:t xml:space="preserve">한 '기술자'가 상자에 숨은 비밀 장치가 있다며 온갖 방법을 써 보지만 못 엽니다. 사실 상자는 그냥 열리는 것이었다는 우화입니다.</w:t>
+      </w:r>
+    </w:p>
+    <w:p>
+      <w:pPr>
+        <w:pStyle w:val="BodyText"/>
+      </w:pPr>
+      <w:r>
+        <w:rPr>
+          <w:b/>
+          <w:bCs/>
+        </w:rPr>
+        <w:t xml:space="preserve">이 화에서: </w:t>
+      </w:r>
+      <w:r>
+        <w:rPr/>
+        <w:t xml:space="preserve">불량 원인이 습도 높은 날 생산된 배치였다는 사실이 확인되자 나스탸가 '답은 일기예보에 있었다'며 웃습니다.</w:t>
+      </w:r>
+    </w:p>
+    <w:p>
+      <w:pPr>
+        <w:pStyle w:val="BodyText"/>
+      </w:pPr>
+      <w:r>
+        <w:rPr>
+          <w:b/>
+          <w:bCs/>
+        </w:rPr>
+        <w:t xml:space="preserve">대화 활용 팁: </w:t>
+      </w:r>
+      <w:r>
+        <w:rPr/>
+        <w:t xml:space="preserve">복잡하게 고민한 문제가 간단히 풀렸을 때 씁니다. 자기 자신에게 쓰면 유머가 되고, 남의 실수를 두고 쓰면 비꼬는 말이 될 수 있습니다.</w:t>
       </w:r>
     </w:p>
     <w:sectPr/>
